--- a/tests/corpus/word-rules/E-table-cell-margins-nil.docx
+++ b/tests/corpus/word-rules/E-table-cell-margins-nil.docx
@@ -4,11 +4,12 @@
   <w:body>
     <w:p>
       <w:r>
-        <w:t xml:space="preserve">Case 01: the table's top cell margin of type nil</w:t>
-      </w:r>
-    </w:p>
-    <w:tbl>
-      <w:tblPr>
+        <w:t xml:space="preserve">Case 01: the table's top cell margin of type nil; the style Margins10 has 10 pt on every side</w:t>
+      </w:r>
+    </w:p>
+    <w:tbl>
+      <w:tblPr>
+        <w:tblStyle w:val="Margins10"/>
         <w:tblW w:w="9026" w:type="dxa"/>
         <w:tblInd w:w="0" w:type="dxa"/>
         <w:tblBorders>
@@ -54,11 +55,12 @@
     <w:p/>
     <w:p>
       <w:r>
-        <w:t xml:space="preserve">Case 02: the table's left cell margin of type nil</w:t>
-      </w:r>
-    </w:p>
-    <w:tbl>
-      <w:tblPr>
+        <w:t xml:space="preserve">Case 02: the table's left cell margin of type nil; the style Margins10 has 10 pt on every side</w:t>
+      </w:r>
+    </w:p>
+    <w:tbl>
+      <w:tblPr>
+        <w:tblStyle w:val="Margins10"/>
         <w:tblW w:w="9026" w:type="dxa"/>
         <w:tblInd w:w="0" w:type="dxa"/>
         <w:tblBorders>
@@ -104,11 +106,12 @@
     <w:p/>
     <w:p>
       <w:r>
-        <w:t xml:space="preserve">Case 03: the table's bottom cell margin of type nil</w:t>
-      </w:r>
-    </w:p>
-    <w:tbl>
-      <w:tblPr>
+        <w:t xml:space="preserve">Case 03: the table's bottom cell margin of type nil; the style Margins10 has 10 pt on every side</w:t>
+      </w:r>
+    </w:p>
+    <w:tbl>
+      <w:tblPr>
+        <w:tblStyle w:val="Margins10"/>
         <w:tblW w:w="9026" w:type="dxa"/>
         <w:tblInd w:w="0" w:type="dxa"/>
         <w:tblBorders>
@@ -154,11 +157,12 @@
     <w:p/>
     <w:p>
       <w:r>
-        <w:t xml:space="preserve">Case 04: the table's right cell margin of type nil</w:t>
-      </w:r>
-    </w:p>
-    <w:tbl>
-      <w:tblPr>
+        <w:t xml:space="preserve">Case 04: the table's right cell margin of type nil; the style Margins10 has 10 pt on every side</w:t>
+      </w:r>
+    </w:p>
+    <w:tbl>
+      <w:tblPr>
+        <w:tblStyle w:val="Margins10"/>
         <w:tblW w:w="9026" w:type="dxa"/>
         <w:tblInd w:w="0" w:type="dxa"/>
         <w:tblBorders>
@@ -261,5 +265,25 @@
     <w:semiHidden/>
     <w:unhideWhenUsed/>
   </w:style>
+  <w:style w:type="table" w:customStyle="1" w:styleId="Margins10">
+    <w:name w:val="Margins10"/>
+    <w:basedOn w:val="TableNormal"/>
+    <w:tblPr>
+      <w:tblBorders>
+        <w:top w:val="single" w:sz="4" w:space="0" w:color="000000"/>
+        <w:left w:val="single" w:sz="4" w:space="0" w:color="000000"/>
+        <w:bottom w:val="single" w:sz="4" w:space="0" w:color="000000"/>
+        <w:right w:val="single" w:sz="4" w:space="0" w:color="000000"/>
+        <w:insideH w:val="single" w:sz="4" w:space="0" w:color="000000"/>
+        <w:insideV w:val="single" w:sz="4" w:space="0" w:color="000000"/>
+      </w:tblBorders>
+      <w:tblCellMar>
+        <w:top w:w="200" w:type="dxa"/>
+        <w:left w:w="200" w:type="dxa"/>
+        <w:bottom w:w="200" w:type="dxa"/>
+        <w:right w:w="200" w:type="dxa"/>
+      </w:tblCellMar>
+    </w:tblPr>
+  </w:style>
 </w:styles>
 </file>